--- a/GSD2T_Strategy_Walkthrough.docx
+++ b/GSD2T_Strategy_Walkthrough.docx
@@ -1282,7 +1282,7 @@
         <w:t xml:space="preserve">Sector-wide, not tech-only: </w:t>
       </w:r>
       <w:r>
-        <w:t>the same engine gives strong, significant results on the full S&amp;P 500 and even the Dow 30 — evidence of a real effect, not a single-market fit. We pitch the diversified sector-wide version.</w:t>
+        <w:t>we apply the engine to the whole S&amp;P 500 (all 11 sectors), not just tech — a genuinely diversified book. The edge holds up under our robustness tests (parameter sensitivity, survivorship correction, cost and overlay stress-tests) rather than depending on one market. We pitch the diversified sector-wide version.</w:t>
       </w:r>
     </w:p>
     <w:p>
